--- a/resume.docx
+++ b/resume.docx
@@ -1785,7 +1785,7 @@
                 <w:color w:val="3B444F"/>
                 <w:sz w:val="15"/>
               </w:rPr>
-              <w:t>Leading the ACES CodeFest 2026 UI/UX Challenge entry — redesigning the ACES website into a mobile-first experience across 9 pages in a 2-week sprint.</w:t>
+              <w:t>Won 2nd Place at ACES CodeFest 2026 UI/UX Challenge — redesigned the ACES KNUST website for mobile across all 9 pages as a team of 5, building a clickable Figma prototype with real-time collaboration.</w:t>
             </w:r>
           </w:p>
           <w:p>
@@ -2576,7 +2576,7 @@
                 <w:color w:val="0F2B46"/>
                 <w:sz w:val="17"/>
               </w:rPr>
-              <w:t>Solar-Powered IoT Watering System</w:t>
+              <w:t>Solar-Powered Automated Water Dispenser</w:t>
             </w:r>
           </w:p>
           <w:p>
@@ -2592,7 +2592,7 @@
                 <w:color w:val="C9A54E"/>
                 <w:sz w:val="14"/>
               </w:rPr>
-              <w:t>Arduino · IR Sensor · C++ · Solar</w:t>
+              <w:t>Arduino · Ultrasonic Sensors · C++ · Solar</w:t>
             </w:r>
           </w:p>
           <w:p>
@@ -2614,7 +2614,7 @@
                 <w:color w:val="3B444F"/>
                 <w:sz w:val="15"/>
               </w:rPr>
-              <w:t>Designed sensor-driven embedded system with proximity-triggered actuation — edge computing for IoT.</w:t>
+              <w:t>Built a solar-powered water dispensing system using dual ultrasonic sensors to detect container placement and fill level, automatically controlling a solenoid valve.</w:t>
             </w:r>
           </w:p>
           <w:p>
@@ -2636,7 +2636,7 @@
                 <w:color w:val="3B444F"/>
                 <w:sz w:val="15"/>
               </w:rPr>
-              <w:t>Engineered full circuit with solar charge controller, relay logic, and sensor fusion.</w:t>
+              <w:t>Implemented debounce logic, buzzer feedback, LED status indicators, and off-grid solar power for deployment without reliable electricity.</w:t>
             </w:r>
           </w:p>
           <w:p>
@@ -2769,8 +2769,7 @@
               <w:rPr>
                 <w:rFonts w:ascii="Calibri" w:hAnsi="Calibri"/>
                 <w:b/>
-                <w:i/>
-                <w:color w:val="B05020"/>
+                <w:color w:val="0F2B46"/>
                 <w:sz w:val="16"/>
               </w:rPr>
               <w:t>ACES CodeFest 2026</w:t>
@@ -2778,11 +2777,10 @@
             <w:r>
               <w:rPr>
                 <w:rFonts w:ascii="Calibri" w:hAnsi="Calibri"/>
-                <w:i/>
-                <w:color w:val="B05020"/>
+                <w:color w:val="6B7480"/>
                 <w:sz w:val="16"/>
               </w:rPr>
-              <w:t xml:space="preserve"> — UI/UX Challenge — Upcoming</w:t>
+              <w:t xml:space="preserve"> — 2nd Place — UI/UX Design</w:t>
             </w:r>
             <w:r>
               <w:rPr>
@@ -2801,7 +2799,7 @@
             <w:r>
               <w:rPr>
                 <w:rFonts w:ascii="Calibri" w:hAnsi="Calibri"/>
-                <w:color w:val="B05020"/>
+                <w:color w:val="C9A54E"/>
                 <w:sz w:val="15"/>
               </w:rPr>
               <w:t xml:space="preserve">• </w:t>
@@ -2809,11 +2807,10 @@
             <w:r>
               <w:rPr>
                 <w:rFonts w:ascii="Calibri" w:hAnsi="Calibri"/>
-                <w:i/>
-                <w:color w:val="B05020"/>
+                <w:color w:val="3B444F"/>
                 <w:sz w:val="15"/>
               </w:rPr>
-              <w:t>Competing in the ACES KNUST CodeFest UI/UX challenge — redesigning the ACES website into a mobile-first experience across 9 pages in a 2-week sprint.</w:t>
+              <w:t>Redesigned the ACES KNUST website for mobile across all 9 pages as a team of 5. Built a high-fidelity clickable prototype in Figma with real-time collaboration, focusing on visual hierarchy, navigation, and user flows.</w:t>
             </w:r>
           </w:p>
           <w:p>
